--- a/tillsyn/A 41565-2023 tillsynsbegäran.docx
+++ b/tillsyn/A 41565-2023 tillsynsbegäran.docx
@@ -767,7 +767,7 @@
     <w:r>
       <w:tab/>
       <w:tab/>
-      <w:t>2026-09-14</w:t>
+      <w:t>2026-09-15</w:t>
       <w:br/>
       <w:br/>
     </w:r>

--- a/tillsyn/A 41565-2023 tillsynsbegäran.docx
+++ b/tillsyn/A 41565-2023 tillsynsbegäran.docx
@@ -767,7 +767,7 @@
     <w:r>
       <w:tab/>
       <w:tab/>
-      <w:t>2026-09-15</w:t>
+      <w:t>2026-09-16</w:t>
       <w:br/>
       <w:br/>
     </w:r>

--- a/tillsyn/A 41565-2023 tillsynsbegäran.docx
+++ b/tillsyn/A 41565-2023 tillsynsbegäran.docx
@@ -767,7 +767,7 @@
     <w:r>
       <w:tab/>
       <w:tab/>
-      <w:t>2026-09-16</w:t>
+      <w:t>2026-09-17</w:t>
       <w:br/>
       <w:br/>
     </w:r>

--- a/tillsyn/A 41565-2023 tillsynsbegäran.docx
+++ b/tillsyn/A 41565-2023 tillsynsbegäran.docx
@@ -767,7 +767,7 @@
     <w:r>
       <w:tab/>
       <w:tab/>
-      <w:t>2026-09-17</w:t>
+      <w:t>2026-09-18</w:t>
       <w:br/>
       <w:br/>
     </w:r>

--- a/tillsyn/A 41565-2023 tillsynsbegäran.docx
+++ b/tillsyn/A 41565-2023 tillsynsbegäran.docx
@@ -767,7 +767,7 @@
     <w:r>
       <w:tab/>
       <w:tab/>
-      <w:t>2026-09-18</w:t>
+      <w:t>2026-09-19</w:t>
       <w:br/>
       <w:br/>
     </w:r>

--- a/tillsyn/A 41565-2023 tillsynsbegäran.docx
+++ b/tillsyn/A 41565-2023 tillsynsbegäran.docx
@@ -767,7 +767,7 @@
     <w:r>
       <w:tab/>
       <w:tab/>
-      <w:t>2026-09-19</w:t>
+      <w:t>2026-09-21</w:t>
       <w:br/>
       <w:br/>
     </w:r>

--- a/tillsyn/A 41565-2023 tillsynsbegäran.docx
+++ b/tillsyn/A 41565-2023 tillsynsbegäran.docx
@@ -767,7 +767,7 @@
     <w:r>
       <w:tab/>
       <w:tab/>
-      <w:t>2026-09-21</w:t>
+      <w:t>2026-09-23</w:t>
       <w:br/>
       <w:br/>
     </w:r>

--- a/tillsyn/A 41565-2023 tillsynsbegäran.docx
+++ b/tillsyn/A 41565-2023 tillsynsbegäran.docx
@@ -767,7 +767,7 @@
     <w:r>
       <w:tab/>
       <w:tab/>
-      <w:t>2026-09-23</w:t>
+      <w:t>2026-09-24</w:t>
       <w:br/>
       <w:br/>
     </w:r>

--- a/tillsyn/A 41565-2023 tillsynsbegäran.docx
+++ b/tillsyn/A 41565-2023 tillsynsbegäran.docx
@@ -767,7 +767,7 @@
     <w:r>
       <w:tab/>
       <w:tab/>
-      <w:t>2026-09-24</w:t>
+      <w:t>2026-09-25</w:t>
       <w:br/>
       <w:br/>
     </w:r>

--- a/tillsyn/A 41565-2023 tillsynsbegäran.docx
+++ b/tillsyn/A 41565-2023 tillsynsbegäran.docx
@@ -767,7 +767,7 @@
     <w:r>
       <w:tab/>
       <w:tab/>
-      <w:t>2026-09-25</w:t>
+      <w:t>2026-09-26</w:t>
       <w:br/>
       <w:br/>
     </w:r>

--- a/tillsyn/A 41565-2023 tillsynsbegäran.docx
+++ b/tillsyn/A 41565-2023 tillsynsbegäran.docx
@@ -767,7 +767,7 @@
     <w:r>
       <w:tab/>
       <w:tab/>
-      <w:t>2026-09-26</w:t>
+      <w:t>2026-09-27</w:t>
       <w:br/>
       <w:br/>
     </w:r>

--- a/tillsyn/A 41565-2023 tillsynsbegäran.docx
+++ b/tillsyn/A 41565-2023 tillsynsbegäran.docx
@@ -767,7 +767,7 @@
     <w:r>
       <w:tab/>
       <w:tab/>
-      <w:t>2026-09-27</w:t>
+      <w:t>2026-09-28</w:t>
       <w:br/>
       <w:br/>
     </w:r>

--- a/tillsyn/A 41565-2023 tillsynsbegäran.docx
+++ b/tillsyn/A 41565-2023 tillsynsbegäran.docx
@@ -767,7 +767,7 @@
     <w:r>
       <w:tab/>
       <w:tab/>
-      <w:t>2026-09-28</w:t>
+      <w:t>2026-09-29</w:t>
       <w:br/>
       <w:br/>
     </w:r>

--- a/tillsyn/A 41565-2023 tillsynsbegäran.docx
+++ b/tillsyn/A 41565-2023 tillsynsbegäran.docx
@@ -767,7 +767,7 @@
     <w:r>
       <w:tab/>
       <w:tab/>
-      <w:t>2026-09-29</w:t>
+      <w:t>2026-09-30</w:t>
       <w:br/>
       <w:br/>
     </w:r>

--- a/tillsyn/A 41565-2023 tillsynsbegäran.docx
+++ b/tillsyn/A 41565-2023 tillsynsbegäran.docx
@@ -767,7 +767,7 @@
     <w:r>
       <w:tab/>
       <w:tab/>
-      <w:t>2026-09-30</w:t>
+      <w:t>2026-10-01</w:t>
       <w:br/>
       <w:br/>
     </w:r>

--- a/tillsyn/A 41565-2023 tillsynsbegäran.docx
+++ b/tillsyn/A 41565-2023 tillsynsbegäran.docx
@@ -767,7 +767,7 @@
     <w:r>
       <w:tab/>
       <w:tab/>
-      <w:t>2026-10-01</w:t>
+      <w:t>2026-10-02</w:t>
       <w:br/>
       <w:br/>
     </w:r>

--- a/tillsyn/A 41565-2023 tillsynsbegäran.docx
+++ b/tillsyn/A 41565-2023 tillsynsbegäran.docx
@@ -767,7 +767,7 @@
     <w:r>
       <w:tab/>
       <w:tab/>
-      <w:t>2026-10-02</w:t>
+      <w:t>2026-10-03</w:t>
       <w:br/>
       <w:br/>
     </w:r>

--- a/tillsyn/A 41565-2023 tillsynsbegäran.docx
+++ b/tillsyn/A 41565-2023 tillsynsbegäran.docx
@@ -767,7 +767,7 @@
     <w:r>
       <w:tab/>
       <w:tab/>
-      <w:t>2026-10-03</w:t>
+      <w:t>2026-10-04</w:t>
       <w:br/>
       <w:br/>
     </w:r>

--- a/tillsyn/A 41565-2023 tillsynsbegäran.docx
+++ b/tillsyn/A 41565-2023 tillsynsbegäran.docx
@@ -767,7 +767,7 @@
     <w:r>
       <w:tab/>
       <w:tab/>
-      <w:t>2026-10-04</w:t>
+      <w:t>2026-10-05</w:t>
       <w:br/>
       <w:br/>
     </w:r>

--- a/tillsyn/A 41565-2023 tillsynsbegäran.docx
+++ b/tillsyn/A 41565-2023 tillsynsbegäran.docx
@@ -767,7 +767,7 @@
     <w:r>
       <w:tab/>
       <w:tab/>
-      <w:t>2026-10-05</w:t>
+      <w:t>2026-10-06</w:t>
       <w:br/>
       <w:br/>
     </w:r>

--- a/tillsyn/A 41565-2023 tillsynsbegäran.docx
+++ b/tillsyn/A 41565-2023 tillsynsbegäran.docx
@@ -767,7 +767,7 @@
     <w:r>
       <w:tab/>
       <w:tab/>
-      <w:t>2026-10-06</w:t>
+      <w:t>2026-10-07</w:t>
       <w:br/>
       <w:br/>
     </w:r>

--- a/tillsyn/A 41565-2023 tillsynsbegäran.docx
+++ b/tillsyn/A 41565-2023 tillsynsbegäran.docx
@@ -767,7 +767,7 @@
     <w:r>
       <w:tab/>
       <w:tab/>
-      <w:t>2026-10-07</w:t>
+      <w:t>2026-10-08</w:t>
       <w:br/>
       <w:br/>
     </w:r>

--- a/tillsyn/A 41565-2023 tillsynsbegäran.docx
+++ b/tillsyn/A 41565-2023 tillsynsbegäran.docx
@@ -767,7 +767,7 @@
     <w:r>
       <w:tab/>
       <w:tab/>
-      <w:t>2026-10-08</w:t>
+      <w:t>2026-10-09</w:t>
       <w:br/>
       <w:br/>
     </w:r>

--- a/tillsyn/A 41565-2023 tillsynsbegäran.docx
+++ b/tillsyn/A 41565-2023 tillsynsbegäran.docx
@@ -767,7 +767,7 @@
     <w:r>
       <w:tab/>
       <w:tab/>
-      <w:t>2026-10-09</w:t>
+      <w:t>2026-10-10</w:t>
       <w:br/>
       <w:br/>
     </w:r>

--- a/tillsyn/A 41565-2023 tillsynsbegäran.docx
+++ b/tillsyn/A 41565-2023 tillsynsbegäran.docx
@@ -767,7 +767,7 @@
     <w:r>
       <w:tab/>
       <w:tab/>
-      <w:t>2026-10-10</w:t>
+      <w:t>2026-10-11</w:t>
       <w:br/>
       <w:br/>
     </w:r>

--- a/tillsyn/A 41565-2023 tillsynsbegäran.docx
+++ b/tillsyn/A 41565-2023 tillsynsbegäran.docx
@@ -767,7 +767,7 @@
     <w:r>
       <w:tab/>
       <w:tab/>
-      <w:t>2026-10-11</w:t>
+      <w:t>2026-10-12</w:t>
       <w:br/>
       <w:br/>
     </w:r>

--- a/tillsyn/A 41565-2023 tillsynsbegäran.docx
+++ b/tillsyn/A 41565-2023 tillsynsbegäran.docx
@@ -767,7 +767,7 @@
     <w:r>
       <w:tab/>
       <w:tab/>
-      <w:t>2026-10-12</w:t>
+      <w:t>2026-10-13</w:t>
       <w:br/>
       <w:br/>
     </w:r>

--- a/tillsyn/A 41565-2023 tillsynsbegäran.docx
+++ b/tillsyn/A 41565-2023 tillsynsbegäran.docx
@@ -767,7 +767,7 @@
     <w:r>
       <w:tab/>
       <w:tab/>
-      <w:t>2026-10-13</w:t>
+      <w:t>2026-10-14</w:t>
       <w:br/>
       <w:br/>
     </w:r>

--- a/tillsyn/A 41565-2023 tillsynsbegäran.docx
+++ b/tillsyn/A 41565-2023 tillsynsbegäran.docx
@@ -767,7 +767,7 @@
     <w:r>
       <w:tab/>
       <w:tab/>
-      <w:t>2026-10-14</w:t>
+      <w:t>2026-10-15</w:t>
       <w:br/>
       <w:br/>
     </w:r>

--- a/tillsyn/A 41565-2023 tillsynsbegäran.docx
+++ b/tillsyn/A 41565-2023 tillsynsbegäran.docx
@@ -767,7 +767,7 @@
     <w:r>
       <w:tab/>
       <w:tab/>
-      <w:t>2026-10-15</w:t>
+      <w:t>2026-10-16</w:t>
       <w:br/>
       <w:br/>
     </w:r>

--- a/tillsyn/A 41565-2023 tillsynsbegäran.docx
+++ b/tillsyn/A 41565-2023 tillsynsbegäran.docx
@@ -767,7 +767,7 @@
     <w:r>
       <w:tab/>
       <w:tab/>
-      <w:t>2026-10-16</w:t>
+      <w:t>2026-10-17</w:t>
       <w:br/>
       <w:br/>
     </w:r>

--- a/tillsyn/A 41565-2023 tillsynsbegäran.docx
+++ b/tillsyn/A 41565-2023 tillsynsbegäran.docx
@@ -767,7 +767,7 @@
     <w:r>
       <w:tab/>
       <w:tab/>
-      <w:t>2026-10-17</w:t>
+      <w:t>2026-10-18</w:t>
       <w:br/>
       <w:br/>
     </w:r>

--- a/tillsyn/A 41565-2023 tillsynsbegäran.docx
+++ b/tillsyn/A 41565-2023 tillsynsbegäran.docx
@@ -767,7 +767,7 @@
     <w:r>
       <w:tab/>
       <w:tab/>
-      <w:t>2026-10-18</w:t>
+      <w:t>2026-10-19</w:t>
       <w:br/>
       <w:br/>
     </w:r>

--- a/tillsyn/A 41565-2023 tillsynsbegäran.docx
+++ b/tillsyn/A 41565-2023 tillsynsbegäran.docx
@@ -767,7 +767,7 @@
     <w:r>
       <w:tab/>
       <w:tab/>
-      <w:t>2026-10-19</w:t>
+      <w:t>2026-10-20</w:t>
       <w:br/>
       <w:br/>
     </w:r>

--- a/tillsyn/A 41565-2023 tillsynsbegäran.docx
+++ b/tillsyn/A 41565-2023 tillsynsbegäran.docx
@@ -767,7 +767,7 @@
     <w:r>
       <w:tab/>
       <w:tab/>
-      <w:t>2026-10-20</w:t>
+      <w:t>2026-10-21</w:t>
       <w:br/>
       <w:br/>
     </w:r>

--- a/tillsyn/A 41565-2023 tillsynsbegäran.docx
+++ b/tillsyn/A 41565-2023 tillsynsbegäran.docx
@@ -767,7 +767,7 @@
     <w:r>
       <w:tab/>
       <w:tab/>
-      <w:t>2026-10-21</w:t>
+      <w:t>2026-10-22</w:t>
       <w:br/>
       <w:br/>
     </w:r>

--- a/tillsyn/A 41565-2023 tillsynsbegäran.docx
+++ b/tillsyn/A 41565-2023 tillsynsbegäran.docx
@@ -767,7 +767,7 @@
     <w:r>
       <w:tab/>
       <w:tab/>
-      <w:t>2026-10-22</w:t>
+      <w:t>2026-10-23</w:t>
       <w:br/>
       <w:br/>
     </w:r>

--- a/tillsyn/A 41565-2023 tillsynsbegäran.docx
+++ b/tillsyn/A 41565-2023 tillsynsbegäran.docx
@@ -767,7 +767,7 @@
     <w:r>
       <w:tab/>
       <w:tab/>
-      <w:t>2026-10-23</w:t>
+      <w:t>2026-10-24</w:t>
       <w:br/>
       <w:br/>
     </w:r>

--- a/tillsyn/A 41565-2023 tillsynsbegäran.docx
+++ b/tillsyn/A 41565-2023 tillsynsbegäran.docx
@@ -767,7 +767,7 @@
     <w:r>
       <w:tab/>
       <w:tab/>
-      <w:t>2026-10-24</w:t>
+      <w:t>2026-10-25</w:t>
       <w:br/>
       <w:br/>
     </w:r>

--- a/tillsyn/A 41565-2023 tillsynsbegäran.docx
+++ b/tillsyn/A 41565-2023 tillsynsbegäran.docx
@@ -767,7 +767,7 @@
     <w:r>
       <w:tab/>
       <w:tab/>
-      <w:t>2026-10-25</w:t>
+      <w:t>2026-10-26</w:t>
       <w:br/>
       <w:br/>
     </w:r>

--- a/tillsyn/A 41565-2023 tillsynsbegäran.docx
+++ b/tillsyn/A 41565-2023 tillsynsbegäran.docx
@@ -767,7 +767,7 @@
     <w:r>
       <w:tab/>
       <w:tab/>
-      <w:t>2026-10-26</w:t>
+      <w:t>2026-10-27</w:t>
       <w:br/>
       <w:br/>
     </w:r>

--- a/tillsyn/A 41565-2023 tillsynsbegäran.docx
+++ b/tillsyn/A 41565-2023 tillsynsbegäran.docx
@@ -767,7 +767,7 @@
     <w:r>
       <w:tab/>
       <w:tab/>
-      <w:t>2026-10-27</w:t>
+      <w:t>2026-10-28</w:t>
       <w:br/>
       <w:br/>
     </w:r>

--- a/tillsyn/A 41565-2023 tillsynsbegäran.docx
+++ b/tillsyn/A 41565-2023 tillsynsbegäran.docx
@@ -767,7 +767,7 @@
     <w:r>
       <w:tab/>
       <w:tab/>
-      <w:t>2026-10-28</w:t>
+      <w:t>2026-10-29</w:t>
       <w:br/>
       <w:br/>
     </w:r>

--- a/tillsyn/A 41565-2023 tillsynsbegäran.docx
+++ b/tillsyn/A 41565-2023 tillsynsbegäran.docx
@@ -65,7 +65,7 @@
     </w:p>
     <w:p>
       <w:r>
-        <w:t>I och inom 17 meter från avverkningsanmälan finns fynd av 6 naturvårdsarter, varav 2 är rödlistade, 2 är fridlysta, 4 är typiska (T) och 2 är signalarter (S): motaggsvamp (NT, T), talltita (NT, §4), mindre märgborre (S, T), vågbandad barkbock (S), kötticka (T) och tjäder (T, §4). Se Figur 1.</w:t>
+        <w:t>I och inom 17 meter från avverkningsanmälan finns fynd av 6 naturvårdsarter, varav 2 är rödlistade, 2 är fridlysta, 4 är typiska (T) och 2 är signalarter (S): motaggsvamp (NT, T), talltita (NT, §4), mindre märgborre (S, T), vågbandad barkbock (S), kötticka (aggregat) (T) och tjäder (T, §4). Se Figur 1.</w:t>
       </w:r>
     </w:p>
     <w:p>
@@ -168,26 +168,6 @@
       </w:r>
       <w:r>
         <w:t>är en långhorning vars larvutveckling sker under bark på nyligen döda stående barrträd, främst gran, mer undantagsvis på tall. Främst i stående träd, särskilt gamla, långsamvuxna granar med grov bark, även i grövre grenar, stubbar eller vindfällen. Arten är starkt knuten till naturskogsliknande granskogar, och gynnas av extrema torrsomrar som försvagar träden. Arten påverkas negativt av brist på kontinuitetsskog och en minskning av populationen pågår eller förväntas ske (SLU Artdatabanken, 2025).</w:t>
-      </w:r>
-    </w:p>
-    <w:p>
-      <w:r>
-        <w:rPr>
-          <w:b/>
-        </w:rPr>
-        <w:t>Kötticka (NT)</w:t>
-      </w:r>
-      <w:r>
-        <w:t xml:space="preserve"> är granens kötticka och har klassificerats som ”gammelskogsindikator”, då den förekommer med ett tydligt optimum i äldre barrskogar, främst fuktiga granskogar. Den har högst signalvärde söder om den naturliga norrlandsgränsen </w:t>
-      </w:r>
-      <w:r>
-        <w:rPr>
-          <w:i/>
-        </w:rPr>
-        <w:t>limes norrlandicus</w:t>
-      </w:r>
-      <w:r>
-        <w:t>, men signalerar vanligtvis höga naturvärden även i Norrland. Arten är knuten till miljöer med konstant luftfuktighet och känslig för uttorkning som en avverkning kan medföra. Den totala populationen bedöms därför ha minskat under de senaste 30 åren och fortsätter att minska i takt med att grankontinuitetsskogar (skogar som inte kalavverkats) minskar i areal, samtidigt som att lämpliga miljöer inte återskapas i samma takt (SLU Artdatabanken, 2024; Nitare &amp; Skogsstyrelsen, 2019).</w:t>
       </w:r>
     </w:p>
     <w:p>
@@ -767,7 +747,7 @@
     <w:r>
       <w:tab/>
       <w:tab/>
-      <w:t>2026-10-29</w:t>
+      <w:t>2026-10-31</w:t>
       <w:br/>
       <w:br/>
     </w:r>
